--- a/Files/06 - Yom Tov/19 - Purim/5785/Purim 5785.docx
+++ b/Files/06 - Yom Tov/19 - Purim/5785/Purim 5785.docx
@@ -1721,7 +1721,7 @@
         <w:rPr>
           <w:rFonts w:ascii="Times New Roman" w:hAnsi="Times New Roman" w:cs="Times New Roman"/>
         </w:rPr>
-        <w:t>of</w:t>
+        <w:t xml:space="preserve">of </w:t>
       </w:r>
       <w:r>
         <w:rPr>
@@ -2431,7 +2431,7 @@
         <w:rPr>
           <w:rFonts w:ascii="Times New Roman" w:hAnsi="Times New Roman" w:cs="Times New Roman"/>
         </w:rPr>
-        <w:t>the</w:t>
+        <w:t xml:space="preserve">the </w:t>
       </w:r>
       <w:r>
         <w:rPr>
@@ -2684,7 +2684,7 @@
         <w:rPr>
           <w:rFonts w:ascii="Times New Roman" w:hAnsi="Times New Roman" w:cs="Times New Roman"/>
         </w:rPr>
-        <w:t>On</w:t>
+        <w:t xml:space="preserve">On </w:t>
       </w:r>
       <w:r>
         <w:rPr>

--- a/Files/06 - Yom Tov/19 - Purim/5785/Purim 5785.docx
+++ b/Files/06 - Yom Tov/19 - Purim/5785/Purim 5785.docx
@@ -2046,7 +2046,7 @@
           <w:rFonts w:ascii="Times New Roman" w:hAnsi="Times New Roman" w:cs="Times New Roman"/>
           <w:rtl/>
         </w:rPr>
-        <w:t>"</w:t>
+        <w:t>״</w:t>
       </w:r>
       <w:r>
         <w:rPr>
